--- a/report/projectReport.docx
+++ b/report/projectReport.docx
@@ -366,39 +366,7 @@
           <w:rFonts w:ascii="Times New Roman" w:hAnsi="Times New Roman" w:cs="Times New Roman"/>
           <w:szCs w:val="24"/>
         </w:rPr>
-        <w:t xml:space="preserve"> I just used Canva for this because it’s free and I’m </w:t>
-      </w:r>
-      <w:proofErr w:type="gramStart"/>
-      <w:r>
-        <w:rPr>
-          <w:rFonts w:ascii="Times New Roman" w:hAnsi="Times New Roman" w:cs="Times New Roman"/>
-          <w:szCs w:val="24"/>
-        </w:rPr>
-        <w:t>definitely not</w:t>
-      </w:r>
-      <w:proofErr w:type="gramEnd"/>
-      <w:r>
-        <w:rPr>
-          <w:rFonts w:ascii="Times New Roman" w:hAnsi="Times New Roman" w:cs="Times New Roman"/>
-          <w:szCs w:val="24"/>
-        </w:rPr>
-        <w:t xml:space="preserve"> a pro designer. The drag-and-drop stuff is </w:t>
-      </w:r>
-      <w:proofErr w:type="gramStart"/>
-      <w:r>
-        <w:rPr>
-          <w:rFonts w:ascii="Times New Roman" w:hAnsi="Times New Roman" w:cs="Times New Roman"/>
-          <w:szCs w:val="24"/>
-        </w:rPr>
-        <w:t>pretty intuitive</w:t>
-      </w:r>
-      <w:proofErr w:type="gramEnd"/>
-      <w:r>
-        <w:rPr>
-          <w:rFonts w:ascii="Times New Roman" w:hAnsi="Times New Roman" w:cs="Times New Roman"/>
-          <w:szCs w:val="24"/>
-        </w:rPr>
-        <w:t>, so I didn't have to watch a bunch of tutorials or anything. I mostly just picked a template and swapped out the icons to fit the topic, which saved me a lot of time compared to starting from a blank page.</w:t>
+        <w:t xml:space="preserve"> I just used Canva for this because it’s free and I’m definitely not a pro designer. The drag-and-drop stuff is pretty intuitive, so I didn't have to watch a bunch of tutorials or anything. I mostly just picked a template and swapped out the icons to fit the topic, which saved me a lot of time compared to starting from a blank page.</w:t>
       </w:r>
     </w:p>
     <w:p>
@@ -423,25 +391,8 @@
           <w:rFonts w:ascii="Times New Roman" w:hAnsi="Times New Roman" w:cs="Times New Roman"/>
           <w:szCs w:val="24"/>
         </w:rPr>
-        <w:t xml:space="preserve"> The infographic is split into three main sections. The first part is just a quick definition of digital literacy—basically showing it’s about more than just knowing how to use a </w:t>
-      </w:r>
-      <w:proofErr w:type="gramStart"/>
-      <w:r>
-        <w:rPr>
-          <w:rFonts w:ascii="Times New Roman" w:hAnsi="Times New Roman" w:cs="Times New Roman"/>
-          <w:szCs w:val="24"/>
-        </w:rPr>
-        <w:t>phone, but</w:t>
-      </w:r>
-      <w:proofErr w:type="gramEnd"/>
-      <w:r>
-        <w:rPr>
-          <w:rFonts w:ascii="Times New Roman" w:hAnsi="Times New Roman" w:cs="Times New Roman"/>
-          <w:szCs w:val="24"/>
-        </w:rPr>
-        <w:t xml:space="preserve"> also being smart about it. The middle section lists tools like Gmail, Zoom, Notion, and Drive, which are basically the essentials for staying organized with </w:t>
-      </w:r>
-      <w:proofErr w:type="spellStart"/>
+        <w:t xml:space="preserve"> The infographic is split into three main sections. The first part is just a quick definition of digital literacy—basically showing it’s about more than just knowing how to use a phone, but also being smart about it. The middle section lists tools like Gmail, Zoom, Notion, and Drive, which are basically the essentials for staying organized with </w:t>
+      </w:r>
       <w:r>
         <w:rPr>
           <w:rFonts w:ascii="Times New Roman" w:hAnsi="Times New Roman" w:cs="Times New Roman"/>
@@ -454,47 +405,7 @@
           <w:rFonts w:ascii="Times New Roman" w:hAnsi="Times New Roman" w:cs="Times New Roman"/>
           <w:szCs w:val="24"/>
         </w:rPr>
-        <w:t>l</w:t>
-      </w:r>
-      <w:proofErr w:type="spellEnd"/>
-      <w:r>
-        <w:rPr>
-          <w:rFonts w:ascii="Times New Roman" w:hAnsi="Times New Roman" w:cs="Times New Roman"/>
-          <w:szCs w:val="24"/>
-        </w:rPr>
-        <w:t xml:space="preserve"> work. Then the last bit is about safety, like using strong passwords and being careful with phishing. I tried to keep the tips </w:t>
-      </w:r>
-      <w:proofErr w:type="gramStart"/>
-      <w:r>
-        <w:rPr>
-          <w:rFonts w:ascii="Times New Roman" w:hAnsi="Times New Roman" w:cs="Times New Roman"/>
-          <w:szCs w:val="24"/>
-        </w:rPr>
-        <w:t>practical</w:t>
-      </w:r>
-      <w:proofErr w:type="gramEnd"/>
-      <w:r>
-        <w:rPr>
-          <w:rFonts w:ascii="Times New Roman" w:hAnsi="Times New Roman" w:cs="Times New Roman"/>
-          <w:szCs w:val="24"/>
-        </w:rPr>
-        <w:t xml:space="preserve"> so people </w:t>
-      </w:r>
-      <w:proofErr w:type="gramStart"/>
-      <w:r>
-        <w:rPr>
-          <w:rFonts w:ascii="Times New Roman" w:hAnsi="Times New Roman" w:cs="Times New Roman"/>
-          <w:szCs w:val="24"/>
-        </w:rPr>
-        <w:t>actually find</w:t>
-      </w:r>
-      <w:proofErr w:type="gramEnd"/>
-      <w:r>
-        <w:rPr>
-          <w:rFonts w:ascii="Times New Roman" w:hAnsi="Times New Roman" w:cs="Times New Roman"/>
-          <w:szCs w:val="24"/>
-        </w:rPr>
-        <w:t xml:space="preserve"> them useful.</w:t>
+        <w:t>l work. Then the last bit is about safety, like using strong passwords and being careful with phishing. I tried to keep the tips practical so people actually find them useful.</w:t>
       </w:r>
     </w:p>
     <w:p>
@@ -519,55 +430,7 @@
           <w:rFonts w:ascii="Times New Roman" w:hAnsi="Times New Roman" w:cs="Times New Roman"/>
           <w:szCs w:val="24"/>
         </w:rPr>
-        <w:t xml:space="preserve"> Honestly, the most annoying part was trying to fit all the text in without it looking like a total mess. At first, I tried to explain everything in detail, but it just looked cluttered and boring. I ended up deleting a lot of words and using icons and different </w:t>
-      </w:r>
-      <w:proofErr w:type="spellStart"/>
-      <w:r>
-        <w:rPr>
-          <w:rFonts w:ascii="Times New Roman" w:hAnsi="Times New Roman" w:cs="Times New Roman"/>
-          <w:szCs w:val="24"/>
-        </w:rPr>
-        <w:t>colors</w:t>
-      </w:r>
-      <w:proofErr w:type="spellEnd"/>
-      <w:r>
-        <w:rPr>
-          <w:rFonts w:ascii="Times New Roman" w:hAnsi="Times New Roman" w:cs="Times New Roman"/>
-          <w:szCs w:val="24"/>
-        </w:rPr>
-        <w:t xml:space="preserve"> to make it easier to read. It's kind of ironic because the project is about digital literacy, and I realized that part of that is </w:t>
-      </w:r>
-      <w:proofErr w:type="gramStart"/>
-      <w:r>
-        <w:rPr>
-          <w:rFonts w:ascii="Times New Roman" w:hAnsi="Times New Roman" w:cs="Times New Roman"/>
-          <w:szCs w:val="24"/>
-        </w:rPr>
-        <w:t>actually knowing</w:t>
-      </w:r>
-      <w:proofErr w:type="gramEnd"/>
-      <w:r>
-        <w:rPr>
-          <w:rFonts w:ascii="Times New Roman" w:hAnsi="Times New Roman" w:cs="Times New Roman"/>
-          <w:szCs w:val="24"/>
-        </w:rPr>
-        <w:t xml:space="preserve"> how to present info so people </w:t>
-      </w:r>
-      <w:proofErr w:type="spellStart"/>
-      <w:r>
-        <w:rPr>
-          <w:rFonts w:ascii="Times New Roman" w:hAnsi="Times New Roman" w:cs="Times New Roman"/>
-          <w:szCs w:val="24"/>
-        </w:rPr>
-        <w:t>dont</w:t>
-      </w:r>
-      <w:proofErr w:type="spellEnd"/>
-      <w:r>
-        <w:rPr>
-          <w:rFonts w:ascii="Times New Roman" w:hAnsi="Times New Roman" w:cs="Times New Roman"/>
-          <w:szCs w:val="24"/>
-        </w:rPr>
-        <w:t xml:space="preserve"> just scroll past it. Sometimes less really is more!</w:t>
+        <w:t xml:space="preserve"> Honestly, the most annoying part was trying to fit all the text in without it looking like a total mess. At first, I tried to explain everything in detail, but it just looked cluttered and boring. I ended up deleting a lot of words and using icons and different colors to make it easier to read. It's kind of ironic because the project is about digital literacy, and I realized that part of that is actually knowing how to present info so people dont just scroll past it. Sometimes less really is more!</w:t>
       </w:r>
     </w:p>
     <w:p>
@@ -765,23 +628,7 @@
           <w:rFonts w:ascii="Times New Roman" w:hAnsi="Times New Roman" w:cs="Times New Roman"/>
           <w:szCs w:val="24"/>
         </w:rPr>
-        <w:t xml:space="preserve"> On GitHub, I set up my personal account and created that special README repository (the one named after your username) to customize my profile. I added the basics like my name, branch, and what I’m currently focused on learning. Since GitHub is basically the go-to for version control and hosting code, I’m planning to use it to keep track of all my projects over the next four years. It’ll be a good way to document my progress in software development and hopefully show off a solid portfolio to potential employers </w:t>
-      </w:r>
-      <w:proofErr w:type="gramStart"/>
-      <w:r>
-        <w:rPr>
-          <w:rFonts w:ascii="Times New Roman" w:hAnsi="Times New Roman" w:cs="Times New Roman"/>
-          <w:szCs w:val="24"/>
-        </w:rPr>
-        <w:t>later on</w:t>
-      </w:r>
-      <w:proofErr w:type="gramEnd"/>
-      <w:r>
-        <w:rPr>
-          <w:rFonts w:ascii="Times New Roman" w:hAnsi="Times New Roman" w:cs="Times New Roman"/>
-          <w:szCs w:val="24"/>
-        </w:rPr>
-        <w:t>.</w:t>
+        <w:t xml:space="preserve"> On GitHub, I set up my personal account and created that special README repository (the one named after your username) to customize my profile. I added the basics like my name, branch, and what I’m currently focused on learning. Since GitHub is basically the go-to for version control and hosting code, I’m planning to use it to keep track of all my projects over the next four years. It’ll be a good way to document my progress in software development and hopefully show off a solid portfolio to potential employers later on.</w:t>
       </w:r>
     </w:p>
     <w:p>
@@ -822,51 +669,8 @@
           <w:rFonts w:ascii="Times New Roman" w:hAnsi="Times New Roman" w:cs="Times New Roman"/>
           <w:szCs w:val="24"/>
         </w:rPr>
-        <w:t xml:space="preserve">Overall, having </w:t>
-      </w:r>
-      <w:proofErr w:type="gramStart"/>
-      <w:r>
-        <w:rPr>
-          <w:rFonts w:ascii="Times New Roman" w:hAnsi="Times New Roman" w:cs="Times New Roman"/>
-          <w:szCs w:val="24"/>
-        </w:rPr>
-        <w:t>both of these</w:t>
-      </w:r>
-      <w:proofErr w:type="gramEnd"/>
-      <w:r>
-        <w:rPr>
-          <w:rFonts w:ascii="Times New Roman" w:hAnsi="Times New Roman" w:cs="Times New Roman"/>
-          <w:szCs w:val="24"/>
-        </w:rPr>
-        <w:t xml:space="preserve"> set up makes me feel a lot more prepared. It’s a good start for building a professional identity and staying connected with opportunities that fit my career goals.</w:t>
-      </w:r>
-    </w:p>
-    <w:p>
-      <w:pPr>
-        <w:spacing w:line="360" w:lineRule="auto"/>
-        <w:rPr>
-          <w:rFonts w:ascii="Times New Roman" w:hAnsi="Times New Roman" w:cs="Times New Roman"/>
-          <w:szCs w:val="24"/>
-        </w:rPr>
-      </w:pPr>
-    </w:p>
-    <w:p>
-      <w:pPr>
-        <w:spacing w:line="360" w:lineRule="auto"/>
-        <w:rPr>
-          <w:rFonts w:ascii="Times New Roman" w:hAnsi="Times New Roman" w:cs="Times New Roman"/>
-          <w:szCs w:val="24"/>
-        </w:rPr>
-      </w:pPr>
-    </w:p>
-    <w:p>
-      <w:pPr>
-        <w:spacing w:line="360" w:lineRule="auto"/>
-        <w:rPr>
-          <w:rFonts w:ascii="Times New Roman" w:hAnsi="Times New Roman" w:cs="Times New Roman"/>
-          <w:szCs w:val="24"/>
-        </w:rPr>
-      </w:pPr>
+        <w:t>Overall, having both of these set up makes me feel a lot more prepared. It’s a good start for building a professional identity and staying connected with opportunities that fit my career goals.</w:t>
+      </w:r>
     </w:p>
     <w:p>
       <w:pPr>
@@ -1048,119 +852,71 @@
           <w:rFonts w:ascii="Times New Roman" w:hAnsi="Times New Roman" w:cs="Times New Roman"/>
           <w:szCs w:val="24"/>
         </w:rPr>
-        <w:t xml:space="preserve">For part A of the task, I chose </w:t>
-      </w:r>
-      <w:proofErr w:type="spellStart"/>
-      <w:r>
-        <w:rPr>
-          <w:rFonts w:ascii="Times New Roman" w:hAnsi="Times New Roman" w:cs="Times New Roman"/>
-          <w:szCs w:val="24"/>
-        </w:rPr>
-        <w:t>HackerRank</w:t>
-      </w:r>
-      <w:proofErr w:type="spellEnd"/>
-      <w:r>
-        <w:rPr>
-          <w:rFonts w:ascii="Times New Roman" w:hAnsi="Times New Roman" w:cs="Times New Roman"/>
-          <w:szCs w:val="24"/>
-        </w:rPr>
-        <w:t xml:space="preserve"> as my coding platform. I created an account and tried a beginner-level challenge called "Solve Me First". It was simple but a bit tricky in the beginning because I was not sure about how to take input and output correctly in the online editor. After some trial and error, I managed to solve it and submitted my solution. I also tried a Python Introduction skill test just to explore more of the platform. Completing these challenges gave me a badge and a small score, which I screenshot and added to the task-3-platforms folder.</w:t>
-      </w:r>
-    </w:p>
-    <w:p>
-      <w:pPr>
-        <w:spacing w:line="360" w:lineRule="auto"/>
-        <w:rPr>
-          <w:rFonts w:ascii="Times New Roman" w:hAnsi="Times New Roman" w:cs="Times New Roman"/>
-          <w:szCs w:val="24"/>
-        </w:rPr>
-      </w:pPr>
-      <w:r>
-        <w:rPr>
-          <w:rFonts w:ascii="Times New Roman" w:hAnsi="Times New Roman" w:cs="Times New Roman"/>
-          <w:szCs w:val="24"/>
-        </w:rPr>
-        <w:t xml:space="preserve">For part B, I created a Google Form titled “Digital Literacy Awareness Quiz” with 5 questions. I included one multiple choice question about safe password practices and one short answer question asking about protecting personal information online. I shared the form link in my README file </w:t>
-      </w:r>
-      <w:proofErr w:type="gramStart"/>
-      <w:r>
-        <w:rPr>
-          <w:rFonts w:ascii="Times New Roman" w:hAnsi="Times New Roman" w:cs="Times New Roman"/>
-          <w:szCs w:val="24"/>
-        </w:rPr>
-        <w:t>and also</w:t>
-      </w:r>
-      <w:proofErr w:type="gramEnd"/>
-      <w:r>
-        <w:rPr>
-          <w:rFonts w:ascii="Times New Roman" w:hAnsi="Times New Roman" w:cs="Times New Roman"/>
-          <w:szCs w:val="24"/>
-        </w:rPr>
-        <w:t xml:space="preserve"> took screenshots of the form itself and the linked Google Sheet showing responses.</w:t>
-      </w:r>
-    </w:p>
-    <w:p>
-      <w:pPr>
-        <w:spacing w:line="360" w:lineRule="auto"/>
-        <w:rPr>
-          <w:rFonts w:ascii="Times New Roman" w:hAnsi="Times New Roman" w:cs="Times New Roman"/>
-          <w:szCs w:val="24"/>
-        </w:rPr>
-      </w:pPr>
-      <w:r>
-        <w:rPr>
-          <w:rFonts w:ascii="Times New Roman" w:hAnsi="Times New Roman" w:cs="Times New Roman"/>
-          <w:szCs w:val="24"/>
-        </w:rPr>
-        <w:t xml:space="preserve">Using these platforms helped me understand coding in a structured way </w:t>
-      </w:r>
-      <w:proofErr w:type="gramStart"/>
-      <w:r>
-        <w:rPr>
-          <w:rFonts w:ascii="Times New Roman" w:hAnsi="Times New Roman" w:cs="Times New Roman"/>
-          <w:szCs w:val="24"/>
-        </w:rPr>
-        <w:t>and also</w:t>
-      </w:r>
-      <w:proofErr w:type="gramEnd"/>
-      <w:r>
-        <w:rPr>
-          <w:rFonts w:ascii="Times New Roman" w:hAnsi="Times New Roman" w:cs="Times New Roman"/>
-          <w:szCs w:val="24"/>
-        </w:rPr>
-        <w:t xml:space="preserve"> taught me how to use Google Workspace tools for collaboration and surveys. I think this will help me a lot academically because I can practice coding regularly, track my progress, </w:t>
-      </w:r>
-      <w:proofErr w:type="gramStart"/>
-      <w:r>
-        <w:rPr>
-          <w:rFonts w:ascii="Times New Roman" w:hAnsi="Times New Roman" w:cs="Times New Roman"/>
-          <w:szCs w:val="24"/>
-        </w:rPr>
-        <w:t>and also</w:t>
-      </w:r>
-      <w:proofErr w:type="gramEnd"/>
-      <w:r>
-        <w:rPr>
-          <w:rFonts w:ascii="Times New Roman" w:hAnsi="Times New Roman" w:cs="Times New Roman"/>
-          <w:szCs w:val="24"/>
-        </w:rPr>
-        <w:t xml:space="preserve"> create digital quizzes or surveys for my classmates in the future. </w:t>
-      </w:r>
-      <w:proofErr w:type="gramStart"/>
-      <w:r>
-        <w:rPr>
-          <w:rFonts w:ascii="Times New Roman" w:hAnsi="Times New Roman" w:cs="Times New Roman"/>
-          <w:szCs w:val="24"/>
-        </w:rPr>
-        <w:t>Overall</w:t>
-      </w:r>
-      <w:proofErr w:type="gramEnd"/>
-      <w:r>
-        <w:rPr>
-          <w:rFonts w:ascii="Times New Roman" w:hAnsi="Times New Roman" w:cs="Times New Roman"/>
-          <w:szCs w:val="24"/>
-        </w:rPr>
-        <w:t xml:space="preserve"> it was a fun and informative task, though I faced some minor issues while formatting questions in Google Forms.</w:t>
+        <w:t>For part A of the task, I chose HackerRank as my coding platform. I created an account and tried a beginner-level challenge called "Solve Me First". It was simple but a bit tricky in the beginning because I was not sure about how to take input and output correctly in the online editor. After some trial and error, I managed to solve it and submitted my solution. I also tried a Python Introduction skill test just to explore more of the platform. Completing these challenges gave me a badge and a small score, which I screenshot and added to the task-3-platforms folder.</w:t>
+      </w:r>
+    </w:p>
+    <w:p>
+      <w:pPr>
+        <w:spacing w:line="360" w:lineRule="auto"/>
+        <w:rPr>
+          <w:rFonts w:ascii="Times New Roman" w:hAnsi="Times New Roman" w:cs="Times New Roman"/>
+          <w:szCs w:val="24"/>
+        </w:rPr>
+      </w:pPr>
+      <w:r>
+        <w:rPr>
+          <w:rFonts w:ascii="Times New Roman" w:hAnsi="Times New Roman" w:cs="Times New Roman"/>
+          <w:szCs w:val="24"/>
+        </w:rPr>
+        <w:t>For part B, I created a Google Form titled “Digital Literacy Awareness Quiz” with 5 questions. I included one multiple choice question about safe password practices and one short answer question asking about protecting personal information online. I shared the form link in my README file and also took screenshots of the form itself and the linked Google Sheet showing responses.</w:t>
+      </w:r>
+    </w:p>
+    <w:p>
+      <w:pPr>
+        <w:spacing w:line="360" w:lineRule="auto"/>
+        <w:rPr>
+          <w:rFonts w:ascii="Times New Roman" w:hAnsi="Times New Roman" w:cs="Times New Roman"/>
+          <w:szCs w:val="24"/>
+        </w:rPr>
+      </w:pPr>
+      <w:r>
+        <w:rPr>
+          <w:rFonts w:ascii="Times New Roman" w:hAnsi="Times New Roman" w:cs="Times New Roman"/>
+          <w:szCs w:val="24"/>
+        </w:rPr>
+        <w:t>Using these platforms helped me understand coding in a structured way and also taught me how to use Google Workspace tools for collaboration and surveys. I think this will help me a lot academically because I can practice coding regularly, track my progress, and also create digital quizzes or surveys for my classmates in the future. Overall it was a fun and informative task, though I faced some minor issues while formatting questions in Google Forms.</w:t>
+      </w:r>
+    </w:p>
+    <w:p>
+      <w:pPr>
+        <w:spacing w:line="360" w:lineRule="auto"/>
+        <w:rPr>
+          <w:rFonts w:ascii="Times New Roman" w:hAnsi="Times New Roman" w:cs="Times New Roman"/>
+          <w:szCs w:val="24"/>
+        </w:rPr>
+      </w:pPr>
+      <w:r>
+        <w:rPr>
+          <w:rFonts w:ascii="Times New Roman" w:hAnsi="Times New Roman" w:cs="Times New Roman"/>
+          <w:szCs w:val="24"/>
+        </w:rPr>
+        <w:t>link to response Sheet</w:t>
+      </w:r>
+    </w:p>
+    <w:p>
+      <w:pPr>
+        <w:spacing w:line="360" w:lineRule="auto"/>
+        <w:rPr>
+          <w:rFonts w:ascii="Times New Roman" w:hAnsi="Times New Roman" w:cs="Times New Roman"/>
+          <w:szCs w:val="24"/>
+        </w:rPr>
+      </w:pPr>
+      <w:r>
+        <w:rPr>
+          <w:rFonts w:ascii="Times New Roman" w:hAnsi="Times New Roman" w:cs="Times New Roman"/>
+          <w:szCs w:val="24"/>
+        </w:rPr>
+        <w:t>https://docs.google.com/spreadsheets/d/1eR3sv--P-m4njc49fsM1i9rQGnDr8iI_ijQA-W8k1Mo/edit?resourcekey=&amp;gid=620525080#gid=620525080</w:t>
       </w:r>
     </w:p>
     <w:p>
@@ -1377,296 +1133,36 @@
           <w:szCs w:val="24"/>
         </w:rPr>
       </w:pPr>
-      <w:proofErr w:type="gramStart"/>
-      <w:r>
-        <w:rPr>
-          <w:rFonts w:ascii="Times New Roman" w:hAnsi="Times New Roman" w:cs="Times New Roman"/>
-          <w:szCs w:val="24"/>
-        </w:rPr>
-        <w:t>So</w:t>
-      </w:r>
-      <w:proofErr w:type="gramEnd"/>
-      <w:r>
-        <w:rPr>
-          <w:rFonts w:ascii="Times New Roman" w:hAnsi="Times New Roman" w:cs="Times New Roman"/>
-          <w:szCs w:val="24"/>
-        </w:rPr>
-        <w:t xml:space="preserve"> like this one time my friend was working on a group </w:t>
-      </w:r>
-      <w:proofErr w:type="gramStart"/>
-      <w:r>
-        <w:rPr>
-          <w:rFonts w:ascii="Times New Roman" w:hAnsi="Times New Roman" w:cs="Times New Roman"/>
-          <w:szCs w:val="24"/>
-        </w:rPr>
-        <w:t>project</w:t>
-      </w:r>
-      <w:proofErr w:type="gramEnd"/>
-      <w:r>
-        <w:rPr>
-          <w:rFonts w:ascii="Times New Roman" w:hAnsi="Times New Roman" w:cs="Times New Roman"/>
-          <w:szCs w:val="24"/>
-        </w:rPr>
-        <w:t xml:space="preserve"> and she sent an email to the professor saying "</w:t>
-      </w:r>
-      <w:proofErr w:type="spellStart"/>
-      <w:r>
-        <w:rPr>
-          <w:rFonts w:ascii="Times New Roman" w:hAnsi="Times New Roman" w:cs="Times New Roman"/>
-          <w:szCs w:val="24"/>
-        </w:rPr>
-        <w:t>i</w:t>
-      </w:r>
-      <w:proofErr w:type="spellEnd"/>
-      <w:r>
-        <w:rPr>
-          <w:rFonts w:ascii="Times New Roman" w:hAnsi="Times New Roman" w:cs="Times New Roman"/>
-          <w:szCs w:val="24"/>
-        </w:rPr>
-        <w:t xml:space="preserve"> </w:t>
-      </w:r>
-      <w:proofErr w:type="spellStart"/>
-      <w:r>
-        <w:rPr>
-          <w:rFonts w:ascii="Times New Roman" w:hAnsi="Times New Roman" w:cs="Times New Roman"/>
-          <w:szCs w:val="24"/>
-        </w:rPr>
-        <w:t>dont</w:t>
-      </w:r>
-      <w:proofErr w:type="spellEnd"/>
-      <w:r>
-        <w:rPr>
-          <w:rFonts w:ascii="Times New Roman" w:hAnsi="Times New Roman" w:cs="Times New Roman"/>
-          <w:szCs w:val="24"/>
-        </w:rPr>
-        <w:t xml:space="preserve"> think my group members are doing anything lol" but she </w:t>
-      </w:r>
-      <w:proofErr w:type="spellStart"/>
-      <w:r>
-        <w:rPr>
-          <w:rFonts w:ascii="Times New Roman" w:hAnsi="Times New Roman" w:cs="Times New Roman"/>
-          <w:szCs w:val="24"/>
-        </w:rPr>
-        <w:t>didnt</w:t>
-      </w:r>
-      <w:proofErr w:type="spellEnd"/>
-      <w:r>
-        <w:rPr>
-          <w:rFonts w:ascii="Times New Roman" w:hAnsi="Times New Roman" w:cs="Times New Roman"/>
-          <w:szCs w:val="24"/>
-        </w:rPr>
-        <w:t xml:space="preserve"> realize she hit reply all and everyone in the group saw it. Honestly it was </w:t>
-      </w:r>
-      <w:proofErr w:type="gramStart"/>
-      <w:r>
-        <w:rPr>
-          <w:rFonts w:ascii="Times New Roman" w:hAnsi="Times New Roman" w:cs="Times New Roman"/>
-          <w:szCs w:val="24"/>
-        </w:rPr>
-        <w:t>pretty bad</w:t>
-      </w:r>
-      <w:proofErr w:type="gramEnd"/>
-      <w:r>
-        <w:rPr>
-          <w:rFonts w:ascii="Times New Roman" w:hAnsi="Times New Roman" w:cs="Times New Roman"/>
-          <w:szCs w:val="24"/>
-        </w:rPr>
-        <w:t xml:space="preserve"> because now everyone was mad at her and the group fell apart. The professor had to get involved and it became this whole thing.</w:t>
-      </w:r>
-    </w:p>
-    <w:p>
-      <w:pPr>
-        <w:spacing w:line="360" w:lineRule="auto"/>
-        <w:rPr>
-          <w:rFonts w:ascii="Times New Roman" w:hAnsi="Times New Roman" w:cs="Times New Roman"/>
-          <w:szCs w:val="24"/>
-        </w:rPr>
-      </w:pPr>
+      <w:r>
+        <w:rPr>
+          <w:rFonts w:ascii="Times New Roman" w:hAnsi="Times New Roman" w:cs="Times New Roman"/>
+          <w:szCs w:val="24"/>
+        </w:rPr>
+        <w:t>So like this one time my friend was working on a group project and she sent an email to the professor saying "i dont think my group members are doing anything lol" but she didnt realize she hit reply all and everyone in the group saw it. Honestly it was pretty bad because now everyone was mad at her and the group fell apart. The professor had to get involved and it became this whole thing.</w:t>
+      </w:r>
+    </w:p>
+    <w:p>
+      <w:pPr>
+        <w:spacing w:line="360" w:lineRule="auto"/>
+        <w:rPr>
+          <w:rFonts w:ascii="Times New Roman" w:hAnsi="Times New Roman" w:cs="Times New Roman"/>
+          <w:szCs w:val="24"/>
+        </w:rPr>
+      </w:pPr>
+      <w:r>
+        <w:rPr>
+          <w:rFonts w:ascii="Times New Roman" w:hAnsi="Times New Roman" w:cs="Times New Roman"/>
+          <w:szCs w:val="24"/>
+        </w:rPr>
+        <w:t xml:space="preserve">If she had just thought about it for like two seconds before sending, she couldve been way more careful. Like maybe she shouldve sent a private message to the professor instead of </w:t>
+      </w:r>
       <w:r>
         <w:rPr>
           <w:rFonts w:ascii="Times New Roman" w:hAnsi="Times New Roman" w:cs="Times New Roman"/>
           <w:szCs w:val="24"/>
         </w:rPr>
         <w:lastRenderedPageBreak/>
-        <w:t xml:space="preserve">If she had just thought about it for like two seconds before sending, she </w:t>
-      </w:r>
-      <w:proofErr w:type="spellStart"/>
-      <w:r>
-        <w:rPr>
-          <w:rFonts w:ascii="Times New Roman" w:hAnsi="Times New Roman" w:cs="Times New Roman"/>
-          <w:szCs w:val="24"/>
-        </w:rPr>
-        <w:t>couldve</w:t>
-      </w:r>
-      <w:proofErr w:type="spellEnd"/>
-      <w:r>
-        <w:rPr>
-          <w:rFonts w:ascii="Times New Roman" w:hAnsi="Times New Roman" w:cs="Times New Roman"/>
-          <w:szCs w:val="24"/>
-        </w:rPr>
-        <w:t xml:space="preserve"> been way more careful. Like maybe she </w:t>
-      </w:r>
-      <w:proofErr w:type="spellStart"/>
-      <w:r>
-        <w:rPr>
-          <w:rFonts w:ascii="Times New Roman" w:hAnsi="Times New Roman" w:cs="Times New Roman"/>
-          <w:szCs w:val="24"/>
-        </w:rPr>
-        <w:t>shouldve</w:t>
-      </w:r>
-      <w:proofErr w:type="spellEnd"/>
-      <w:r>
-        <w:rPr>
-          <w:rFonts w:ascii="Times New Roman" w:hAnsi="Times New Roman" w:cs="Times New Roman"/>
-          <w:szCs w:val="24"/>
-        </w:rPr>
-        <w:t xml:space="preserve"> sent a private message to the professor instead of </w:t>
-      </w:r>
-      <w:proofErr w:type="gramStart"/>
-      <w:r>
-        <w:rPr>
-          <w:rFonts w:ascii="Times New Roman" w:hAnsi="Times New Roman" w:cs="Times New Roman"/>
-          <w:szCs w:val="24"/>
-        </w:rPr>
-        <w:t>email, or</w:t>
-      </w:r>
-      <w:proofErr w:type="gramEnd"/>
-      <w:r>
-        <w:rPr>
-          <w:rFonts w:ascii="Times New Roman" w:hAnsi="Times New Roman" w:cs="Times New Roman"/>
-          <w:szCs w:val="24"/>
-        </w:rPr>
-        <w:t xml:space="preserve"> </w:t>
-      </w:r>
-      <w:proofErr w:type="spellStart"/>
-      <w:r>
-        <w:rPr>
-          <w:rFonts w:ascii="Times New Roman" w:hAnsi="Times New Roman" w:cs="Times New Roman"/>
-          <w:szCs w:val="24"/>
-        </w:rPr>
-        <w:t>atleast</w:t>
-      </w:r>
-      <w:proofErr w:type="spellEnd"/>
-      <w:r>
-        <w:rPr>
-          <w:rFonts w:ascii="Times New Roman" w:hAnsi="Times New Roman" w:cs="Times New Roman"/>
-          <w:szCs w:val="24"/>
-        </w:rPr>
-        <w:t xml:space="preserve"> checked who she was replying to. Or she </w:t>
-      </w:r>
-      <w:proofErr w:type="spellStart"/>
-      <w:r>
-        <w:rPr>
-          <w:rFonts w:ascii="Times New Roman" w:hAnsi="Times New Roman" w:cs="Times New Roman"/>
-          <w:szCs w:val="24"/>
-        </w:rPr>
-        <w:t>couldve</w:t>
-      </w:r>
-      <w:proofErr w:type="spellEnd"/>
-      <w:r>
-        <w:rPr>
-          <w:rFonts w:ascii="Times New Roman" w:hAnsi="Times New Roman" w:cs="Times New Roman"/>
-          <w:szCs w:val="24"/>
-        </w:rPr>
-        <w:t xml:space="preserve"> talked to her groupmates first before complaining publicly. Communication online is tricky </w:t>
-      </w:r>
-      <w:proofErr w:type="spellStart"/>
-      <w:r>
-        <w:rPr>
-          <w:rFonts w:ascii="Times New Roman" w:hAnsi="Times New Roman" w:cs="Times New Roman"/>
-          <w:szCs w:val="24"/>
-        </w:rPr>
-        <w:t>cuz</w:t>
-      </w:r>
-      <w:proofErr w:type="spellEnd"/>
-      <w:r>
-        <w:rPr>
-          <w:rFonts w:ascii="Times New Roman" w:hAnsi="Times New Roman" w:cs="Times New Roman"/>
-          <w:szCs w:val="24"/>
-        </w:rPr>
-        <w:t xml:space="preserve"> u </w:t>
-      </w:r>
-      <w:proofErr w:type="spellStart"/>
-      <w:proofErr w:type="gramStart"/>
-      <w:r>
-        <w:rPr>
-          <w:rFonts w:ascii="Times New Roman" w:hAnsi="Times New Roman" w:cs="Times New Roman"/>
-          <w:szCs w:val="24"/>
-        </w:rPr>
-        <w:t>cant</w:t>
-      </w:r>
-      <w:proofErr w:type="spellEnd"/>
-      <w:proofErr w:type="gramEnd"/>
-      <w:r>
-        <w:rPr>
-          <w:rFonts w:ascii="Times New Roman" w:hAnsi="Times New Roman" w:cs="Times New Roman"/>
-          <w:szCs w:val="24"/>
-        </w:rPr>
-        <w:t xml:space="preserve"> see </w:t>
-      </w:r>
-      <w:proofErr w:type="spellStart"/>
-      <w:r>
-        <w:rPr>
-          <w:rFonts w:ascii="Times New Roman" w:hAnsi="Times New Roman" w:cs="Times New Roman"/>
-          <w:szCs w:val="24"/>
-        </w:rPr>
-        <w:t>ppls</w:t>
-      </w:r>
-      <w:proofErr w:type="spellEnd"/>
-      <w:r>
-        <w:rPr>
-          <w:rFonts w:ascii="Times New Roman" w:hAnsi="Times New Roman" w:cs="Times New Roman"/>
-          <w:szCs w:val="24"/>
-        </w:rPr>
-        <w:t xml:space="preserve"> reactions and stuff so misunderstandings happen </w:t>
-      </w:r>
-      <w:proofErr w:type="spellStart"/>
-      <w:r>
-        <w:rPr>
-          <w:rFonts w:ascii="Times New Roman" w:hAnsi="Times New Roman" w:cs="Times New Roman"/>
-          <w:szCs w:val="24"/>
-        </w:rPr>
-        <w:t>super fast</w:t>
-      </w:r>
-      <w:proofErr w:type="spellEnd"/>
-      <w:r>
-        <w:rPr>
-          <w:rFonts w:ascii="Times New Roman" w:hAnsi="Times New Roman" w:cs="Times New Roman"/>
-          <w:szCs w:val="24"/>
-        </w:rPr>
-        <w:t xml:space="preserve">. It was honestly a good reminder that digital communication is permanent and u </w:t>
-      </w:r>
-      <w:proofErr w:type="spellStart"/>
-      <w:r>
-        <w:rPr>
-          <w:rFonts w:ascii="Times New Roman" w:hAnsi="Times New Roman" w:cs="Times New Roman"/>
-          <w:szCs w:val="24"/>
-        </w:rPr>
-        <w:t>gotta</w:t>
-      </w:r>
-      <w:proofErr w:type="spellEnd"/>
-      <w:r>
-        <w:rPr>
-          <w:rFonts w:ascii="Times New Roman" w:hAnsi="Times New Roman" w:cs="Times New Roman"/>
-          <w:szCs w:val="24"/>
-        </w:rPr>
-        <w:t xml:space="preserve"> be careful </w:t>
-      </w:r>
-      <w:proofErr w:type="spellStart"/>
-      <w:r>
-        <w:rPr>
-          <w:rFonts w:ascii="Times New Roman" w:hAnsi="Times New Roman" w:cs="Times New Roman"/>
-          <w:szCs w:val="24"/>
-        </w:rPr>
-        <w:t>bout</w:t>
-      </w:r>
-      <w:proofErr w:type="spellEnd"/>
-      <w:r>
-        <w:rPr>
-          <w:rFonts w:ascii="Times New Roman" w:hAnsi="Times New Roman" w:cs="Times New Roman"/>
-          <w:szCs w:val="24"/>
-        </w:rPr>
-        <w:t xml:space="preserve"> what u put out there.</w:t>
+        <w:t>email, or atleast checked who she was replying to. Or she couldve talked to her groupmates first before complaining publicly. Communication online is tricky cuz u cant see ppls reactions and stuff so misunderstandings happen super fast. It was honestly a good reminder that digital communication is permanent and u gotta be careful bout what u put out there.</w:t>
       </w:r>
     </w:p>
     <w:p>
@@ -1921,224 +1417,7 @@
           <w:rFonts w:ascii="Times New Roman" w:hAnsi="Times New Roman" w:cs="Times New Roman"/>
           <w:szCs w:val="24"/>
         </w:rPr>
-        <w:t xml:space="preserve">Ok so honestly the thing that like totally shocked me was finding out how easy it is for hackers to </w:t>
-      </w:r>
-      <w:proofErr w:type="gramStart"/>
-      <w:r>
-        <w:rPr>
-          <w:rFonts w:ascii="Times New Roman" w:hAnsi="Times New Roman" w:cs="Times New Roman"/>
-          <w:szCs w:val="24"/>
-        </w:rPr>
-        <w:t>actually get</w:t>
-      </w:r>
-      <w:proofErr w:type="gramEnd"/>
-      <w:r>
-        <w:rPr>
-          <w:rFonts w:ascii="Times New Roman" w:hAnsi="Times New Roman" w:cs="Times New Roman"/>
-          <w:szCs w:val="24"/>
-        </w:rPr>
-        <w:t xml:space="preserve"> into </w:t>
-      </w:r>
-      <w:proofErr w:type="spellStart"/>
-      <w:r>
-        <w:rPr>
-          <w:rFonts w:ascii="Times New Roman" w:hAnsi="Times New Roman" w:cs="Times New Roman"/>
-          <w:szCs w:val="24"/>
-        </w:rPr>
-        <w:t>ur</w:t>
-      </w:r>
-      <w:proofErr w:type="spellEnd"/>
-      <w:r>
-        <w:rPr>
-          <w:rFonts w:ascii="Times New Roman" w:hAnsi="Times New Roman" w:cs="Times New Roman"/>
-          <w:szCs w:val="24"/>
-        </w:rPr>
-        <w:t xml:space="preserve"> account. Like I thought it would be super complicated but </w:t>
-      </w:r>
-      <w:proofErr w:type="gramStart"/>
-      <w:r>
-        <w:rPr>
-          <w:rFonts w:ascii="Times New Roman" w:hAnsi="Times New Roman" w:cs="Times New Roman"/>
-          <w:szCs w:val="24"/>
-        </w:rPr>
-        <w:t>basically</w:t>
-      </w:r>
-      <w:proofErr w:type="gramEnd"/>
-      <w:r>
-        <w:rPr>
-          <w:rFonts w:ascii="Times New Roman" w:hAnsi="Times New Roman" w:cs="Times New Roman"/>
-          <w:szCs w:val="24"/>
-        </w:rPr>
-        <w:t xml:space="preserve"> they just need u to click one link and boom </w:t>
-      </w:r>
-      <w:proofErr w:type="spellStart"/>
-      <w:r>
-        <w:rPr>
-          <w:rFonts w:ascii="Times New Roman" w:hAnsi="Times New Roman" w:cs="Times New Roman"/>
-          <w:szCs w:val="24"/>
-        </w:rPr>
-        <w:t>theyre</w:t>
-      </w:r>
-      <w:proofErr w:type="spellEnd"/>
-      <w:r>
-        <w:rPr>
-          <w:rFonts w:ascii="Times New Roman" w:hAnsi="Times New Roman" w:cs="Times New Roman"/>
-          <w:szCs w:val="24"/>
-        </w:rPr>
-        <w:t xml:space="preserve"> in. That was </w:t>
-      </w:r>
-      <w:proofErr w:type="gramStart"/>
-      <w:r>
-        <w:rPr>
-          <w:rFonts w:ascii="Times New Roman" w:hAnsi="Times New Roman" w:cs="Times New Roman"/>
-          <w:szCs w:val="24"/>
-        </w:rPr>
-        <w:t xml:space="preserve">actually </w:t>
-      </w:r>
-      <w:proofErr w:type="spellStart"/>
-      <w:r>
-        <w:rPr>
-          <w:rFonts w:ascii="Times New Roman" w:hAnsi="Times New Roman" w:cs="Times New Roman"/>
-          <w:szCs w:val="24"/>
-        </w:rPr>
-        <w:t>kinda</w:t>
-      </w:r>
-      <w:proofErr w:type="spellEnd"/>
-      <w:proofErr w:type="gramEnd"/>
-      <w:r>
-        <w:rPr>
-          <w:rFonts w:ascii="Times New Roman" w:hAnsi="Times New Roman" w:cs="Times New Roman"/>
-          <w:szCs w:val="24"/>
-        </w:rPr>
-        <w:t xml:space="preserve"> scary lmao. </w:t>
-      </w:r>
-      <w:proofErr w:type="gramStart"/>
-      <w:r>
-        <w:rPr>
-          <w:rFonts w:ascii="Times New Roman" w:hAnsi="Times New Roman" w:cs="Times New Roman"/>
-          <w:szCs w:val="24"/>
-        </w:rPr>
-        <w:t>Also</w:t>
-      </w:r>
-      <w:proofErr w:type="gramEnd"/>
-      <w:r>
-        <w:rPr>
-          <w:rFonts w:ascii="Times New Roman" w:hAnsi="Times New Roman" w:cs="Times New Roman"/>
-          <w:szCs w:val="24"/>
-        </w:rPr>
-        <w:t xml:space="preserve"> I </w:t>
-      </w:r>
-      <w:proofErr w:type="spellStart"/>
-      <w:r>
-        <w:rPr>
-          <w:rFonts w:ascii="Times New Roman" w:hAnsi="Times New Roman" w:cs="Times New Roman"/>
-          <w:szCs w:val="24"/>
-        </w:rPr>
-        <w:t>didnt</w:t>
-      </w:r>
-      <w:proofErr w:type="spellEnd"/>
-      <w:r>
-        <w:rPr>
-          <w:rFonts w:ascii="Times New Roman" w:hAnsi="Times New Roman" w:cs="Times New Roman"/>
-          <w:szCs w:val="24"/>
-        </w:rPr>
-        <w:t xml:space="preserve"> realize how many ppl </w:t>
-      </w:r>
-      <w:proofErr w:type="gramStart"/>
-      <w:r>
-        <w:rPr>
-          <w:rFonts w:ascii="Times New Roman" w:hAnsi="Times New Roman" w:cs="Times New Roman"/>
-          <w:szCs w:val="24"/>
-        </w:rPr>
-        <w:t>actually fall</w:t>
-      </w:r>
-      <w:proofErr w:type="gramEnd"/>
-      <w:r>
-        <w:rPr>
-          <w:rFonts w:ascii="Times New Roman" w:hAnsi="Times New Roman" w:cs="Times New Roman"/>
-          <w:szCs w:val="24"/>
-        </w:rPr>
-        <w:t xml:space="preserve"> for phishing emails every single day. Like thousands of college students lose money this way and no one really talks about it. And the UPI fraud thing?? that was wild </w:t>
-      </w:r>
-      <w:proofErr w:type="spellStart"/>
-      <w:r>
-        <w:rPr>
-          <w:rFonts w:ascii="Times New Roman" w:hAnsi="Times New Roman" w:cs="Times New Roman"/>
-          <w:szCs w:val="24"/>
-        </w:rPr>
-        <w:t>cuz</w:t>
-      </w:r>
-      <w:proofErr w:type="spellEnd"/>
-      <w:r>
-        <w:rPr>
-          <w:rFonts w:ascii="Times New Roman" w:hAnsi="Times New Roman" w:cs="Times New Roman"/>
-          <w:szCs w:val="24"/>
-        </w:rPr>
-        <w:t xml:space="preserve"> I use </w:t>
-      </w:r>
-      <w:proofErr w:type="spellStart"/>
-      <w:r>
-        <w:rPr>
-          <w:rFonts w:ascii="Times New Roman" w:hAnsi="Times New Roman" w:cs="Times New Roman"/>
-          <w:szCs w:val="24"/>
-        </w:rPr>
-        <w:t>PhonePe</w:t>
-      </w:r>
-      <w:proofErr w:type="spellEnd"/>
-      <w:r>
-        <w:rPr>
-          <w:rFonts w:ascii="Times New Roman" w:hAnsi="Times New Roman" w:cs="Times New Roman"/>
-          <w:szCs w:val="24"/>
-        </w:rPr>
-        <w:t xml:space="preserve"> all the time and </w:t>
-      </w:r>
-      <w:proofErr w:type="spellStart"/>
-      <w:r>
-        <w:rPr>
-          <w:rFonts w:ascii="Times New Roman" w:hAnsi="Times New Roman" w:cs="Times New Roman"/>
-          <w:szCs w:val="24"/>
-        </w:rPr>
-        <w:t>didnt</w:t>
-      </w:r>
-      <w:proofErr w:type="spellEnd"/>
-      <w:r>
-        <w:rPr>
-          <w:rFonts w:ascii="Times New Roman" w:hAnsi="Times New Roman" w:cs="Times New Roman"/>
-          <w:szCs w:val="24"/>
-        </w:rPr>
-        <w:t xml:space="preserve"> know like half of the dangers. The fact that someone can literally steal </w:t>
-      </w:r>
-      <w:proofErr w:type="spellStart"/>
-      <w:r>
-        <w:rPr>
-          <w:rFonts w:ascii="Times New Roman" w:hAnsi="Times New Roman" w:cs="Times New Roman"/>
-          <w:szCs w:val="24"/>
-        </w:rPr>
-        <w:t>ur</w:t>
-      </w:r>
-      <w:proofErr w:type="spellEnd"/>
-      <w:r>
-        <w:rPr>
-          <w:rFonts w:ascii="Times New Roman" w:hAnsi="Times New Roman" w:cs="Times New Roman"/>
-          <w:szCs w:val="24"/>
-        </w:rPr>
-        <w:t xml:space="preserve"> identity with just a few pieces of info u post on social media was </w:t>
-      </w:r>
-      <w:proofErr w:type="gramStart"/>
-      <w:r>
-        <w:rPr>
-          <w:rFonts w:ascii="Times New Roman" w:hAnsi="Times New Roman" w:cs="Times New Roman"/>
-          <w:szCs w:val="24"/>
-        </w:rPr>
-        <w:t>actually insane</w:t>
-      </w:r>
-      <w:proofErr w:type="gramEnd"/>
-      <w:r>
-        <w:rPr>
-          <w:rFonts w:ascii="Times New Roman" w:hAnsi="Times New Roman" w:cs="Times New Roman"/>
-          <w:szCs w:val="24"/>
-        </w:rPr>
-        <w:t xml:space="preserve"> to me.</w:t>
+        <w:t>Ok so honestly the thing that like totally shocked me was finding out how easy it is for hackers to actually get into ur account. Like I thought it would be super complicated but basically they just need u to click one link and boom theyre in. That was actually kinda scary lmao. Also I didnt realize how many ppl actually fall for phishing emails every single day. Like thousands of college students lose money this way and no one really talks about it. And the UPI fraud thing?? that was wild cuz I use PhonePe all the time and didnt know like half of the dangers. The fact that someone can literally steal ur identity with just a few pieces of info u post on social media was actually insane to me.</w:t>
       </w:r>
     </w:p>
     <w:p>
@@ -2167,197 +1446,12 @@
           <w:szCs w:val="24"/>
         </w:rPr>
       </w:pPr>
-      <w:proofErr w:type="gramStart"/>
-      <w:r>
-        <w:rPr>
-          <w:rFonts w:ascii="Times New Roman" w:hAnsi="Times New Roman" w:cs="Times New Roman"/>
-          <w:szCs w:val="24"/>
-        </w:rPr>
-        <w:t>So</w:t>
-      </w:r>
-      <w:proofErr w:type="gramEnd"/>
-      <w:r>
-        <w:rPr>
-          <w:rFonts w:ascii="Times New Roman" w:hAnsi="Times New Roman" w:cs="Times New Roman"/>
-          <w:szCs w:val="24"/>
-        </w:rPr>
-        <w:t xml:space="preserve"> like I used to share my </w:t>
-      </w:r>
-      <w:proofErr w:type="spellStart"/>
-      <w:r>
-        <w:rPr>
-          <w:rFonts w:ascii="Times New Roman" w:hAnsi="Times New Roman" w:cs="Times New Roman"/>
-          <w:szCs w:val="24"/>
-        </w:rPr>
-        <w:t>otp</w:t>
-      </w:r>
-      <w:proofErr w:type="spellEnd"/>
-      <w:r>
-        <w:rPr>
-          <w:rFonts w:ascii="Times New Roman" w:hAnsi="Times New Roman" w:cs="Times New Roman"/>
-          <w:szCs w:val="24"/>
-        </w:rPr>
-        <w:t xml:space="preserve"> on </w:t>
-      </w:r>
-      <w:proofErr w:type="spellStart"/>
-      <w:r>
-        <w:rPr>
-          <w:rFonts w:ascii="Times New Roman" w:hAnsi="Times New Roman" w:cs="Times New Roman"/>
-          <w:szCs w:val="24"/>
-        </w:rPr>
-        <w:t>whatsapp</w:t>
-      </w:r>
-      <w:proofErr w:type="spellEnd"/>
-      <w:r>
-        <w:rPr>
-          <w:rFonts w:ascii="Times New Roman" w:hAnsi="Times New Roman" w:cs="Times New Roman"/>
-          <w:szCs w:val="24"/>
-        </w:rPr>
-        <w:t xml:space="preserve"> when online shopping and thought it was chill but </w:t>
-      </w:r>
-      <w:proofErr w:type="spellStart"/>
-      <w:r>
-        <w:rPr>
-          <w:rFonts w:ascii="Times New Roman" w:hAnsi="Times New Roman" w:cs="Times New Roman"/>
-          <w:szCs w:val="24"/>
-        </w:rPr>
-        <w:t>lmaooo</w:t>
-      </w:r>
-      <w:proofErr w:type="spellEnd"/>
-      <w:r>
-        <w:rPr>
-          <w:rFonts w:ascii="Times New Roman" w:hAnsi="Times New Roman" w:cs="Times New Roman"/>
-          <w:szCs w:val="24"/>
-        </w:rPr>
-        <w:t xml:space="preserve"> </w:t>
-      </w:r>
-      <w:proofErr w:type="spellStart"/>
-      <w:r>
-        <w:rPr>
-          <w:rFonts w:ascii="Times New Roman" w:hAnsi="Times New Roman" w:cs="Times New Roman"/>
-          <w:szCs w:val="24"/>
-        </w:rPr>
-        <w:t>im</w:t>
-      </w:r>
-      <w:proofErr w:type="spellEnd"/>
-      <w:r>
-        <w:rPr>
-          <w:rFonts w:ascii="Times New Roman" w:hAnsi="Times New Roman" w:cs="Times New Roman"/>
-          <w:szCs w:val="24"/>
-        </w:rPr>
-        <w:t xml:space="preserve"> never doing that again. </w:t>
-      </w:r>
-      <w:proofErr w:type="gramStart"/>
-      <w:r>
-        <w:rPr>
-          <w:rFonts w:ascii="Times New Roman" w:hAnsi="Times New Roman" w:cs="Times New Roman"/>
-          <w:szCs w:val="24"/>
-        </w:rPr>
-        <w:t>Also</w:t>
-      </w:r>
-      <w:proofErr w:type="gramEnd"/>
-      <w:r>
-        <w:rPr>
-          <w:rFonts w:ascii="Times New Roman" w:hAnsi="Times New Roman" w:cs="Times New Roman"/>
-          <w:szCs w:val="24"/>
-        </w:rPr>
-        <w:t xml:space="preserve"> </w:t>
-      </w:r>
-      <w:proofErr w:type="spellStart"/>
-      <w:r>
-        <w:rPr>
-          <w:rFonts w:ascii="Times New Roman" w:hAnsi="Times New Roman" w:cs="Times New Roman"/>
-          <w:szCs w:val="24"/>
-        </w:rPr>
-        <w:t>im</w:t>
-      </w:r>
-      <w:proofErr w:type="spellEnd"/>
-      <w:r>
-        <w:rPr>
-          <w:rFonts w:ascii="Times New Roman" w:hAnsi="Times New Roman" w:cs="Times New Roman"/>
-          <w:szCs w:val="24"/>
-        </w:rPr>
-        <w:t xml:space="preserve"> </w:t>
-      </w:r>
-      <w:proofErr w:type="spellStart"/>
-      <w:r>
-        <w:rPr>
-          <w:rFonts w:ascii="Times New Roman" w:hAnsi="Times New Roman" w:cs="Times New Roman"/>
-          <w:szCs w:val="24"/>
-        </w:rPr>
-        <w:t>gonna</w:t>
-      </w:r>
-      <w:proofErr w:type="spellEnd"/>
-      <w:r>
-        <w:rPr>
-          <w:rFonts w:ascii="Times New Roman" w:hAnsi="Times New Roman" w:cs="Times New Roman"/>
-          <w:szCs w:val="24"/>
-        </w:rPr>
-        <w:t xml:space="preserve"> </w:t>
-      </w:r>
-      <w:proofErr w:type="gramStart"/>
-      <w:r>
-        <w:rPr>
-          <w:rFonts w:ascii="Times New Roman" w:hAnsi="Times New Roman" w:cs="Times New Roman"/>
-          <w:szCs w:val="24"/>
-        </w:rPr>
-        <w:t>actually check</w:t>
-      </w:r>
-      <w:proofErr w:type="gramEnd"/>
-      <w:r>
-        <w:rPr>
-          <w:rFonts w:ascii="Times New Roman" w:hAnsi="Times New Roman" w:cs="Times New Roman"/>
-          <w:szCs w:val="24"/>
-        </w:rPr>
-        <w:t xml:space="preserve"> bank statements now instead of just ignoring them. And </w:t>
-      </w:r>
-      <w:proofErr w:type="spellStart"/>
-      <w:r>
-        <w:rPr>
-          <w:rFonts w:ascii="Times New Roman" w:hAnsi="Times New Roman" w:cs="Times New Roman"/>
-          <w:szCs w:val="24"/>
-        </w:rPr>
-        <w:t>im</w:t>
-      </w:r>
-      <w:proofErr w:type="spellEnd"/>
-      <w:r>
-        <w:rPr>
-          <w:rFonts w:ascii="Times New Roman" w:hAnsi="Times New Roman" w:cs="Times New Roman"/>
-          <w:szCs w:val="24"/>
-        </w:rPr>
-        <w:t xml:space="preserve"> setting a proper password that </w:t>
-      </w:r>
-      <w:proofErr w:type="spellStart"/>
-      <w:r>
-        <w:rPr>
-          <w:rFonts w:ascii="Times New Roman" w:hAnsi="Times New Roman" w:cs="Times New Roman"/>
-          <w:szCs w:val="24"/>
-        </w:rPr>
-        <w:t>isnt</w:t>
-      </w:r>
-      <w:proofErr w:type="spellEnd"/>
-      <w:r>
-        <w:rPr>
-          <w:rFonts w:ascii="Times New Roman" w:hAnsi="Times New Roman" w:cs="Times New Roman"/>
-          <w:szCs w:val="24"/>
-        </w:rPr>
-        <w:t xml:space="preserve"> just my crush's name lol. Seriously this project made me realize </w:t>
-      </w:r>
-      <w:proofErr w:type="spellStart"/>
-      <w:r>
-        <w:rPr>
-          <w:rFonts w:ascii="Times New Roman" w:hAnsi="Times New Roman" w:cs="Times New Roman"/>
-          <w:szCs w:val="24"/>
-        </w:rPr>
-        <w:t>im</w:t>
-      </w:r>
-      <w:proofErr w:type="spellEnd"/>
-      <w:r>
-        <w:rPr>
-          <w:rFonts w:ascii="Times New Roman" w:hAnsi="Times New Roman" w:cs="Times New Roman"/>
-          <w:szCs w:val="24"/>
-        </w:rPr>
-        <w:t xml:space="preserve"> way too careless with my money and personal info online honestly.</w:t>
+      <w:r>
+        <w:rPr>
+          <w:rFonts w:ascii="Times New Roman" w:hAnsi="Times New Roman" w:cs="Times New Roman"/>
+          <w:szCs w:val="24"/>
+        </w:rPr>
+        <w:t>So like I used to share my otp on whatsapp when online shopping and thought it was chill but lmaooo im never doing that again. Also im gonna actually check bank statements now instead of just ignoring them. And im setting a proper password that isnt just my crush's name lol. Seriously this project made me realize im way too careless with my money and personal info online honestly.</w:t>
       </w:r>
     </w:p>
     <w:p>
@@ -3012,6 +2106,7 @@
   <w:style w:type="character" w:default="1" w:styleId="DefaultParagraphFont">
     <w:name w:val="Default Paragraph Font"/>
     <w:uiPriority w:val="1"/>
+    <w:semiHidden/>
     <w:unhideWhenUsed/>
   </w:style>
   <w:style w:type="table" w:default="1" w:styleId="TableNormal">
